--- a/docs/supervisor_checkpoints/checkpoint_05_full_results.docx
+++ b/docs/supervisor_checkpoints/checkpoint_05_full_results.docx
@@ -97,7 +97,7 @@
     </w:p>
     <w:p>
       <w:r>
-        <w:t>This checkpoint summarizes progress evidence. Full quantitative claims should be made only after full test-set evaluation.</w:t>
+        <w:t>This checkpoint summarizes progress evidence. Final quantitative claims are based on the fixed 368-image paired test split.</w:t>
       </w:r>
     </w:p>
     <w:p>

--- a/docs/supervisor_checkpoints/checkpoint_05_full_results.docx
+++ b/docs/supervisor_checkpoints/checkpoint_05_full_results.docx
@@ -4,36 +4,79 @@
   <w:body>
     <w:p>
       <w:pPr>
-        <w:pStyle w:val="Heading1"/>
+        <w:jc w:val="center"/>
       </w:pPr>
       <w:r>
-        <w:t>Checkpoint 5: Full Training Results</w:t>
+        <w:rPr>
+          <w:b/>
+          <w:color w:val="1F4E79"/>
+          <w:sz w:val="32"/>
+        </w:rPr>
+        <w:t>Checkpoint 5: Full Results</w:t>
       </w:r>
     </w:p>
     <w:p>
       <w:pPr>
-        <w:pStyle w:val="Heading2"/>
+        <w:spacing w:before="140" w:after="40"/>
       </w:pPr>
       <w:r>
+        <w:rPr>
+          <w:b/>
+          <w:sz w:val="24"/>
+        </w:rPr>
         <w:t>Objective</w:t>
       </w:r>
     </w:p>
     <w:p>
+      <w:pPr>
+        <w:spacing w:after="60"/>
+        <w:jc w:val="both"/>
+      </w:pPr>
       <w:r>
-        <w:t>Evaluate baseline and residual models on the 368-image test split.</w:t>
+        <w:t>Evaluate main models and ablations on the fixed 368-image test split.</w:t>
       </w:r>
     </w:p>
     <w:p>
       <w:pPr>
-        <w:pStyle w:val="Heading2"/>
+        <w:spacing w:before="140" w:after="40"/>
       </w:pPr>
       <w:r>
-        <w:t>Work Completed</w:t>
+        <w:rPr>
+          <w:b/>
+          <w:sz w:val="24"/>
+        </w:rPr>
+        <w:t>Key Message</w:t>
+      </w:r>
+    </w:p>
+    <w:p>
+      <w:pPr>
+        <w:spacing w:before="40" w:after="100"/>
+        <w:jc w:val="center"/>
+      </w:pPr>
+      <w:r>
+        <w:rPr>
+          <w:b/>
+          <w:sz w:val="22"/>
+        </w:rPr>
+        <w:t>The complete result table is ready and uses the same test split for every quantitative claim.</w:t>
+      </w:r>
+    </w:p>
+    <w:p>
+      <w:pPr>
+        <w:spacing w:before="140" w:after="40"/>
+      </w:pPr>
+      <w:r>
+        <w:rPr>
+          <w:b/>
+          <w:sz w:val="24"/>
+        </w:rPr>
+        <w:t>Completed Work</w:t>
       </w:r>
     </w:p>
     <w:p>
       <w:pPr>
         <w:pStyle w:val="ListBullet"/>
+        <w:spacing w:after="20"/>
       </w:pPr>
       <w:r>
         <w:t>Evaluated 128x128 50-epoch baseline and residual models.</w:t>
@@ -42,80 +85,615 @@
     <w:p>
       <w:pPr>
         <w:pStyle w:val="ListBullet"/>
+        <w:spacing w:after="20"/>
       </w:pPr>
       <w:r>
-        <w:t>Extended both models to 100 epochs.</w:t>
+        <w:t>Evaluated 100-epoch training variants.</w:t>
       </w:r>
     </w:p>
     <w:p>
       <w:pPr>
         <w:pStyle w:val="ListBullet"/>
+        <w:spacing w:after="20"/>
       </w:pPr>
       <w:r>
-        <w:t>Computed MSE, MAE, PSNR, SSIM, Delta E, and entropy.</w:t>
-      </w:r>
-    </w:p>
-    <w:p>
-      <w:pPr>
-        <w:pStyle w:val="Heading2"/>
-      </w:pPr>
-      <w:r>
-        <w:t>Evidence to Show</w:t>
+        <w:t>Evaluated 256x256 resolution variants.</w:t>
       </w:r>
     </w:p>
     <w:p>
       <w:pPr>
         <w:pStyle w:val="ListBullet"/>
+        <w:spacing w:after="20"/>
       </w:pPr>
       <w:r>
-        <w:t>Full metric CSV files</w:t>
+        <w:t>Generated final metric summary and plots.</w:t>
+      </w:r>
+    </w:p>
+    <w:p>
+      <w:pPr>
+        <w:spacing w:before="140" w:after="40"/>
+      </w:pPr>
+      <w:r>
+        <w:rPr>
+          <w:b/>
+          <w:sz w:val="24"/>
+        </w:rPr>
+        <w:t>Evidence</w:t>
+      </w:r>
+    </w:p>
+    <w:tbl>
+      <w:tblPr>
+        <w:tblStyle w:val="TableGrid"/>
+        <w:tblW w:type="auto" w:w="0"/>
+        <w:jc w:val="center"/>
+        <w:tblLook w:firstColumn="1" w:firstRow="1" w:lastColumn="0" w:lastRow="0" w:noHBand="0" w:noVBand="1" w:val="04A0"/>
+      </w:tblPr>
+      <w:tblGrid>
+        <w:gridCol w:w="2520"/>
+        <w:gridCol w:w="2520"/>
+        <w:gridCol w:w="2520"/>
+        <w:gridCol w:w="2520"/>
+      </w:tblGrid>
+      <w:tr>
+        <w:tc>
+          <w:tcPr>
+            <w:tcW w:type="dxa" w:w="2520"/>
+          </w:tcPr>
+          <w:p>
+            <w:pPr>
+              <w:jc w:val="center"/>
+            </w:pPr>
+            <w:r>
+              <w:rPr>
+                <w:rFonts w:ascii="Times New Roman" w:hAnsi="Times New Roman"/>
+                <w:b/>
+                <w:color w:val="1F4E79"/>
+                <w:sz w:val="17"/>
+              </w:rPr>
+              <w:t>Experiment</w:t>
+            </w:r>
+          </w:p>
+        </w:tc>
+        <w:tc>
+          <w:tcPr>
+            <w:tcW w:type="dxa" w:w="2520"/>
+          </w:tcPr>
+          <w:p>
+            <w:pPr>
+              <w:jc w:val="center"/>
+            </w:pPr>
+            <w:r>
+              <w:rPr>
+                <w:rFonts w:ascii="Times New Roman" w:hAnsi="Times New Roman"/>
+                <w:b/>
+                <w:color w:val="1F4E79"/>
+                <w:sz w:val="17"/>
+              </w:rPr>
+              <w:t>PSNR</w:t>
+            </w:r>
+          </w:p>
+        </w:tc>
+        <w:tc>
+          <w:tcPr>
+            <w:tcW w:type="dxa" w:w="2520"/>
+          </w:tcPr>
+          <w:p>
+            <w:pPr>
+              <w:jc w:val="center"/>
+            </w:pPr>
+            <w:r>
+              <w:rPr>
+                <w:rFonts w:ascii="Times New Roman" w:hAnsi="Times New Roman"/>
+                <w:b/>
+                <w:color w:val="1F4E79"/>
+                <w:sz w:val="17"/>
+              </w:rPr>
+              <w:t>SSIM</w:t>
+            </w:r>
+          </w:p>
+        </w:tc>
+        <w:tc>
+          <w:tcPr>
+            <w:tcW w:type="dxa" w:w="2520"/>
+          </w:tcPr>
+          <w:p>
+            <w:pPr>
+              <w:jc w:val="center"/>
+            </w:pPr>
+            <w:r>
+              <w:rPr>
+                <w:rFonts w:ascii="Times New Roman" w:hAnsi="Times New Roman"/>
+                <w:b/>
+                <w:color w:val="1F4E79"/>
+                <w:sz w:val="17"/>
+              </w:rPr>
+              <w:t>Delta E</w:t>
+            </w:r>
+          </w:p>
+        </w:tc>
+      </w:tr>
+      <w:tr>
+        <w:tc>
+          <w:tcPr>
+            <w:tcW w:type="dxa" w:w="2520"/>
+          </w:tcPr>
+          <w:p>
+            <w:pPr>
+              <w:jc w:val="center"/>
+            </w:pPr>
+            <w:r>
+              <w:rPr>
+                <w:rFonts w:ascii="Times New Roman" w:hAnsi="Times New Roman"/>
+                <w:sz w:val="17"/>
+              </w:rPr>
+              <w:t>U-Net 128/50</w:t>
+            </w:r>
+          </w:p>
+        </w:tc>
+        <w:tc>
+          <w:tcPr>
+            <w:tcW w:type="dxa" w:w="2520"/>
+          </w:tcPr>
+          <w:p>
+            <w:pPr>
+              <w:jc w:val="center"/>
+            </w:pPr>
+            <w:r>
+              <w:rPr>
+                <w:rFonts w:ascii="Times New Roman" w:hAnsi="Times New Roman"/>
+                <w:sz w:val="17"/>
+              </w:rPr>
+              <w:t>15.681501</w:t>
+            </w:r>
+          </w:p>
+        </w:tc>
+        <w:tc>
+          <w:tcPr>
+            <w:tcW w:type="dxa" w:w="2520"/>
+          </w:tcPr>
+          <w:p>
+            <w:pPr>
+              <w:jc w:val="center"/>
+            </w:pPr>
+            <w:r>
+              <w:rPr>
+                <w:rFonts w:ascii="Times New Roman" w:hAnsi="Times New Roman"/>
+                <w:sz w:val="17"/>
+              </w:rPr>
+              <w:t>0.610758</w:t>
+            </w:r>
+          </w:p>
+        </w:tc>
+        <w:tc>
+          <w:tcPr>
+            <w:tcW w:type="dxa" w:w="2520"/>
+          </w:tcPr>
+          <w:p>
+            <w:pPr>
+              <w:jc w:val="center"/>
+            </w:pPr>
+            <w:r>
+              <w:rPr>
+                <w:rFonts w:ascii="Times New Roman" w:hAnsi="Times New Roman"/>
+                <w:sz w:val="17"/>
+              </w:rPr>
+              <w:t>29.645203</w:t>
+            </w:r>
+          </w:p>
+        </w:tc>
+      </w:tr>
+      <w:tr>
+        <w:tc>
+          <w:tcPr>
+            <w:tcW w:type="dxa" w:w="2520"/>
+          </w:tcPr>
+          <w:p>
+            <w:pPr>
+              <w:jc w:val="center"/>
+            </w:pPr>
+            <w:r>
+              <w:rPr>
+                <w:rFonts w:ascii="Times New Roman" w:hAnsi="Times New Roman"/>
+                <w:sz w:val="17"/>
+              </w:rPr>
+              <w:t>Residual 128/50</w:t>
+            </w:r>
+          </w:p>
+        </w:tc>
+        <w:tc>
+          <w:tcPr>
+            <w:tcW w:type="dxa" w:w="2520"/>
+          </w:tcPr>
+          <w:p>
+            <w:pPr>
+              <w:jc w:val="center"/>
+            </w:pPr>
+            <w:r>
+              <w:rPr>
+                <w:rFonts w:ascii="Times New Roman" w:hAnsi="Times New Roman"/>
+                <w:sz w:val="17"/>
+              </w:rPr>
+              <w:t>16.304393</w:t>
+            </w:r>
+          </w:p>
+        </w:tc>
+        <w:tc>
+          <w:tcPr>
+            <w:tcW w:type="dxa" w:w="2520"/>
+          </w:tcPr>
+          <w:p>
+            <w:pPr>
+              <w:jc w:val="center"/>
+            </w:pPr>
+            <w:r>
+              <w:rPr>
+                <w:rFonts w:ascii="Times New Roman" w:hAnsi="Times New Roman"/>
+                <w:sz w:val="17"/>
+              </w:rPr>
+              <w:t>0.788963</w:t>
+            </w:r>
+          </w:p>
+        </w:tc>
+        <w:tc>
+          <w:tcPr>
+            <w:tcW w:type="dxa" w:w="2520"/>
+          </w:tcPr>
+          <w:p>
+            <w:pPr>
+              <w:jc w:val="center"/>
+            </w:pPr>
+            <w:r>
+              <w:rPr>
+                <w:rFonts w:ascii="Times New Roman" w:hAnsi="Times New Roman"/>
+                <w:sz w:val="17"/>
+              </w:rPr>
+              <w:t>26.840257</w:t>
+            </w:r>
+          </w:p>
+        </w:tc>
+      </w:tr>
+      <w:tr>
+        <w:tc>
+          <w:tcPr>
+            <w:tcW w:type="dxa" w:w="2520"/>
+          </w:tcPr>
+          <w:p>
+            <w:pPr>
+              <w:jc w:val="center"/>
+            </w:pPr>
+            <w:r>
+              <w:rPr>
+                <w:rFonts w:ascii="Times New Roman" w:hAnsi="Times New Roman"/>
+                <w:sz w:val="17"/>
+              </w:rPr>
+              <w:t>U-Net 128/100</w:t>
+            </w:r>
+          </w:p>
+        </w:tc>
+        <w:tc>
+          <w:tcPr>
+            <w:tcW w:type="dxa" w:w="2520"/>
+          </w:tcPr>
+          <w:p>
+            <w:pPr>
+              <w:jc w:val="center"/>
+            </w:pPr>
+            <w:r>
+              <w:rPr>
+                <w:rFonts w:ascii="Times New Roman" w:hAnsi="Times New Roman"/>
+                <w:sz w:val="17"/>
+              </w:rPr>
+              <w:t>15.976561</w:t>
+            </w:r>
+          </w:p>
+        </w:tc>
+        <w:tc>
+          <w:tcPr>
+            <w:tcW w:type="dxa" w:w="2520"/>
+          </w:tcPr>
+          <w:p>
+            <w:pPr>
+              <w:jc w:val="center"/>
+            </w:pPr>
+            <w:r>
+              <w:rPr>
+                <w:rFonts w:ascii="Times New Roman" w:hAnsi="Times New Roman"/>
+                <w:sz w:val="17"/>
+              </w:rPr>
+              <w:t>0.623376</w:t>
+            </w:r>
+          </w:p>
+        </w:tc>
+        <w:tc>
+          <w:tcPr>
+            <w:tcW w:type="dxa" w:w="2520"/>
+          </w:tcPr>
+          <w:p>
+            <w:pPr>
+              <w:jc w:val="center"/>
+            </w:pPr>
+            <w:r>
+              <w:rPr>
+                <w:rFonts w:ascii="Times New Roman" w:hAnsi="Times New Roman"/>
+                <w:sz w:val="17"/>
+              </w:rPr>
+              <w:t>28.571008</w:t>
+            </w:r>
+          </w:p>
+        </w:tc>
+      </w:tr>
+      <w:tr>
+        <w:tc>
+          <w:tcPr>
+            <w:tcW w:type="dxa" w:w="2520"/>
+          </w:tcPr>
+          <w:p>
+            <w:pPr>
+              <w:jc w:val="center"/>
+            </w:pPr>
+            <w:r>
+              <w:rPr>
+                <w:rFonts w:ascii="Times New Roman" w:hAnsi="Times New Roman"/>
+                <w:sz w:val="17"/>
+              </w:rPr>
+              <w:t>Residual 128/100</w:t>
+            </w:r>
+          </w:p>
+        </w:tc>
+        <w:tc>
+          <w:tcPr>
+            <w:tcW w:type="dxa" w:w="2520"/>
+          </w:tcPr>
+          <w:p>
+            <w:pPr>
+              <w:jc w:val="center"/>
+            </w:pPr>
+            <w:r>
+              <w:rPr>
+                <w:rFonts w:ascii="Times New Roman" w:hAnsi="Times New Roman"/>
+                <w:sz w:val="17"/>
+              </w:rPr>
+              <w:t>16.352538</w:t>
+            </w:r>
+          </w:p>
+        </w:tc>
+        <w:tc>
+          <w:tcPr>
+            <w:tcW w:type="dxa" w:w="2520"/>
+          </w:tcPr>
+          <w:p>
+            <w:pPr>
+              <w:jc w:val="center"/>
+            </w:pPr>
+            <w:r>
+              <w:rPr>
+                <w:rFonts w:ascii="Times New Roman" w:hAnsi="Times New Roman"/>
+                <w:sz w:val="17"/>
+              </w:rPr>
+              <w:t>0.785447</w:t>
+            </w:r>
+          </w:p>
+        </w:tc>
+        <w:tc>
+          <w:tcPr>
+            <w:tcW w:type="dxa" w:w="2520"/>
+          </w:tcPr>
+          <w:p>
+            <w:pPr>
+              <w:jc w:val="center"/>
+            </w:pPr>
+            <w:r>
+              <w:rPr>
+                <w:rFonts w:ascii="Times New Roman" w:hAnsi="Times New Roman"/>
+                <w:sz w:val="17"/>
+              </w:rPr>
+              <w:t>26.866293</w:t>
+            </w:r>
+          </w:p>
+        </w:tc>
+      </w:tr>
+      <w:tr>
+        <w:tc>
+          <w:tcPr>
+            <w:tcW w:type="dxa" w:w="2520"/>
+          </w:tcPr>
+          <w:p>
+            <w:pPr>
+              <w:jc w:val="center"/>
+            </w:pPr>
+            <w:r>
+              <w:rPr>
+                <w:rFonts w:ascii="Times New Roman" w:hAnsi="Times New Roman"/>
+                <w:sz w:val="17"/>
+              </w:rPr>
+              <w:t>Residual 256/50</w:t>
+            </w:r>
+          </w:p>
+        </w:tc>
+        <w:tc>
+          <w:tcPr>
+            <w:tcW w:type="dxa" w:w="2520"/>
+          </w:tcPr>
+          <w:p>
+            <w:pPr>
+              <w:jc w:val="center"/>
+            </w:pPr>
+            <w:r>
+              <w:rPr>
+                <w:rFonts w:ascii="Times New Roman" w:hAnsi="Times New Roman"/>
+                <w:sz w:val="17"/>
+              </w:rPr>
+              <w:t>15.900427</w:t>
+            </w:r>
+          </w:p>
+        </w:tc>
+        <w:tc>
+          <w:tcPr>
+            <w:tcW w:type="dxa" w:w="2520"/>
+          </w:tcPr>
+          <w:p>
+            <w:pPr>
+              <w:jc w:val="center"/>
+            </w:pPr>
+            <w:r>
+              <w:rPr>
+                <w:rFonts w:ascii="Times New Roman" w:hAnsi="Times New Roman"/>
+                <w:sz w:val="17"/>
+              </w:rPr>
+              <w:t>0.807967</w:t>
+            </w:r>
+          </w:p>
+        </w:tc>
+        <w:tc>
+          <w:tcPr>
+            <w:tcW w:type="dxa" w:w="2520"/>
+          </w:tcPr>
+          <w:p>
+            <w:pPr>
+              <w:jc w:val="center"/>
+            </w:pPr>
+            <w:r>
+              <w:rPr>
+                <w:rFonts w:ascii="Times New Roman" w:hAnsi="Times New Roman"/>
+                <w:sz w:val="17"/>
+              </w:rPr>
+              <w:t>27.078848</w:t>
+            </w:r>
+          </w:p>
+        </w:tc>
+      </w:tr>
+    </w:tbl>
+    <w:p/>
+    <w:p>
+      <w:pPr>
+        <w:spacing w:before="40" w:after="20"/>
+        <w:jc w:val="center"/>
+      </w:pPr>
+      <w:r>
+        <w:drawing>
+          <wp:inline xmlns:a="http://schemas.openxmlformats.org/drawingml/2006/main" xmlns:pic="http://schemas.openxmlformats.org/drawingml/2006/picture">
+            <wp:extent cx="5120640" cy="3200400"/>
+            <wp:docPr id="1" name="Picture 1"/>
+            <wp:cNvGraphicFramePr>
+              <a:graphicFrameLocks noChangeAspect="1"/>
+            </wp:cNvGraphicFramePr>
+            <a:graphic>
+              <a:graphicData uri="http://schemas.openxmlformats.org/drawingml/2006/picture">
+                <pic:pic>
+                  <pic:nvPicPr>
+                    <pic:cNvPr id="0" name="training_loss_curves.png"/>
+                    <pic:cNvPicPr/>
+                  </pic:nvPicPr>
+                  <pic:blipFill>
+                    <a:blip r:embed="rId9"/>
+                    <a:stretch>
+                      <a:fillRect/>
+                    </a:stretch>
+                  </pic:blipFill>
+                  <pic:spPr>
+                    <a:xfrm>
+                      <a:off x="0" y="0"/>
+                      <a:ext cx="5120640" cy="3200400"/>
+                    </a:xfrm>
+                    <a:prstGeom prst="rect"/>
+                  </pic:spPr>
+                </pic:pic>
+              </a:graphicData>
+            </a:graphic>
+          </wp:inline>
+        </w:drawing>
+      </w:r>
+    </w:p>
+    <w:p>
+      <w:pPr>
+        <w:spacing w:after="100"/>
+        <w:jc w:val="center"/>
+      </w:pPr>
+      <w:r>
+        <w:rPr>
+          <w:i/>
+          <w:sz w:val="17"/>
+        </w:rPr>
+        <w:t>Training and validation loss curves.</w:t>
+      </w:r>
+    </w:p>
+    <w:p>
+      <w:pPr>
+        <w:spacing w:before="40" w:after="20"/>
+        <w:jc w:val="center"/>
+      </w:pPr>
+      <w:r>
+        <w:drawing>
+          <wp:inline xmlns:a="http://schemas.openxmlformats.org/drawingml/2006/main" xmlns:pic="http://schemas.openxmlformats.org/drawingml/2006/picture">
+            <wp:extent cx="5120640" cy="2438400"/>
+            <wp:docPr id="2" name="Picture 2"/>
+            <wp:cNvGraphicFramePr>
+              <a:graphicFrameLocks noChangeAspect="1"/>
+            </wp:cNvGraphicFramePr>
+            <a:graphic>
+              <a:graphicData uri="http://schemas.openxmlformats.org/drawingml/2006/picture">
+                <pic:pic>
+                  <pic:nvPicPr>
+                    <pic:cNvPr id="0" name="delta_e_cie76_comparison.png"/>
+                    <pic:cNvPicPr/>
+                  </pic:nvPicPr>
+                  <pic:blipFill>
+                    <a:blip r:embed="rId10"/>
+                    <a:stretch>
+                      <a:fillRect/>
+                    </a:stretch>
+                  </pic:blipFill>
+                  <pic:spPr>
+                    <a:xfrm>
+                      <a:off x="0" y="0"/>
+                      <a:ext cx="5120640" cy="2438400"/>
+                    </a:xfrm>
+                    <a:prstGeom prst="rect"/>
+                  </pic:spPr>
+                </pic:pic>
+              </a:graphicData>
+            </a:graphic>
+          </wp:inline>
+        </w:drawing>
+      </w:r>
+    </w:p>
+    <w:p>
+      <w:pPr>
+        <w:spacing w:after="100"/>
+        <w:jc w:val="center"/>
+      </w:pPr>
+      <w:r>
+        <w:rPr>
+          <w:i/>
+          <w:sz w:val="17"/>
+        </w:rPr>
+        <w:t>Delta E comparison across experiments.</w:t>
+      </w:r>
+    </w:p>
+    <w:p>
+      <w:pPr>
+        <w:spacing w:before="140" w:after="40"/>
+      </w:pPr>
+      <w:r>
+        <w:rPr>
+          <w:b/>
+          <w:sz w:val="24"/>
+        </w:rPr>
+        <w:t>Notes</w:t>
       </w:r>
     </w:p>
     <w:p>
       <w:pPr>
         <w:pStyle w:val="ListBullet"/>
+        <w:spacing w:after="20"/>
       </w:pPr>
       <w:r>
-        <w:t>Comparison grids</w:t>
-      </w:r>
-    </w:p>
-    <w:p>
-      <w:pPr>
-        <w:pStyle w:val="ListBullet"/>
-      </w:pPr>
-      <w:r>
-        <w:t>Training loss curves</w:t>
-      </w:r>
-    </w:p>
-    <w:p>
-      <w:pPr>
-        <w:pStyle w:val="Heading2"/>
-      </w:pPr>
-      <w:r>
-        <w:t>Limitations / Notes</w:t>
-      </w:r>
-    </w:p>
-    <w:p>
-      <w:r>
-        <w:t>This checkpoint summarizes progress evidence. Final quantitative claims are based on the fixed 368-image paired test split.</w:t>
-      </w:r>
-    </w:p>
-    <w:p>
-      <w:pPr>
-        <w:pStyle w:val="Heading2"/>
-      </w:pPr>
-      <w:r>
-        <w:t>Next Step</w:t>
-      </w:r>
-    </w:p>
-    <w:p>
-      <w:r>
-        <w:t>Perform resolution and capacity ablations.</w:t>
+        <w:t>Longer training helps the baseline but does not make it structurally stronger than the residual model.</w:t>
       </w:r>
     </w:p>
     <w:sectPr>
       <w:pgSz w:w="12240" w:h="15840"/>
-      <w:pgMar w:top="1440" w:right="1800" w:bottom="1440" w:left="1800" w:header="720" w:footer="720" w:gutter="0"/>
+      <w:pgMar w:top="936" w:right="1080" w:bottom="936" w:left="1080" w:header="720" w:footer="720" w:gutter="0"/>
       <w:cols w:space="720"/>
       <w:docGrid w:linePitch="360"/>
     </w:sectPr>
@@ -486,6 +1064,10 @@
     <w:name w:val="Normal"/>
     <w:qFormat/>
     <w:rsid w:val="00FC693F"/>
+    <w:rPr>
+      <w:rFonts w:ascii="Times New Roman" w:hAnsi="Times New Roman"/>
+      <w:sz w:val="21"/>
+    </w:rPr>
   </w:style>
   <w:style w:type="paragraph" w:styleId="Header">
     <w:name w:val="header"/>

--- a/docs/supervisor_checkpoints/checkpoint_05_full_results.docx
+++ b/docs/supervisor_checkpoints/checkpoint_05_full_results.docx
@@ -8,8 +8,9 @@
       </w:pPr>
       <w:r>
         <w:rPr>
+          <w:rFonts w:ascii="Arial" w:hAnsi="Arial"/>
           <w:b/>
-          <w:color w:val="1F4E79"/>
+          <w:color w:val="000000"/>
           <w:sz w:val="32"/>
         </w:rPr>
         <w:t>Checkpoint 5: Full Results</w:t>
@@ -21,6 +22,7 @@
       </w:pPr>
       <w:r>
         <w:rPr>
+          <w:rFonts w:ascii="Arial" w:hAnsi="Arial"/>
           <w:b/>
           <w:sz w:val="24"/>
         </w:rPr>
@@ -42,6 +44,7 @@
       </w:pPr>
       <w:r>
         <w:rPr>
+          <w:rFonts w:ascii="Arial" w:hAnsi="Arial"/>
           <w:b/>
           <w:sz w:val="24"/>
         </w:rPr>
@@ -58,7 +61,7 @@
           <w:b/>
           <w:sz w:val="22"/>
         </w:rPr>
-        <w:t>The complete result table is ready and uses the same test split for every quantitative claim.</w:t>
+        <w:t>The complete result table uses the same test split for every quantitative claim.</w:t>
       </w:r>
     </w:p>
     <w:p>
@@ -67,6 +70,7 @@
       </w:pPr>
       <w:r>
         <w:rPr>
+          <w:rFonts w:ascii="Arial" w:hAnsi="Arial"/>
           <w:b/>
           <w:sz w:val="24"/>
         </w:rPr>
@@ -115,6 +119,7 @@
       </w:pPr>
       <w:r>
         <w:rPr>
+          <w:rFonts w:ascii="Arial" w:hAnsi="Arial"/>
           <w:b/>
           <w:sz w:val="24"/>
         </w:rPr>
@@ -129,15 +134,15 @@
         <w:tblLook w:firstColumn="1" w:firstRow="1" w:lastColumn="0" w:lastRow="0" w:noHBand="0" w:noVBand="1" w:val="04A0"/>
       </w:tblPr>
       <w:tblGrid>
-        <w:gridCol w:w="2520"/>
-        <w:gridCol w:w="2520"/>
-        <w:gridCol w:w="2520"/>
-        <w:gridCol w:w="2520"/>
+        <w:gridCol w:w="2412"/>
+        <w:gridCol w:w="2412"/>
+        <w:gridCol w:w="2412"/>
+        <w:gridCol w:w="2412"/>
       </w:tblGrid>
       <w:tr>
         <w:tc>
           <w:tcPr>
-            <w:tcW w:type="dxa" w:w="2520"/>
+            <w:tcW w:type="dxa" w:w="2412"/>
           </w:tcPr>
           <w:p>
             <w:pPr>
@@ -145,10 +150,10 @@
             </w:pPr>
             <w:r>
               <w:rPr>
-                <w:rFonts w:ascii="Times New Roman" w:hAnsi="Times New Roman"/>
+                <w:rFonts w:ascii="Calibri" w:hAnsi="Calibri"/>
                 <w:b/>
-                <w:color w:val="1F4E79"/>
-                <w:sz w:val="17"/>
+                <w:color w:val="000000"/>
+                <w:sz w:val="18"/>
               </w:rPr>
               <w:t>Experiment</w:t>
             </w:r>
@@ -156,7 +161,7 @@
         </w:tc>
         <w:tc>
           <w:tcPr>
-            <w:tcW w:type="dxa" w:w="2520"/>
+            <w:tcW w:type="dxa" w:w="2412"/>
           </w:tcPr>
           <w:p>
             <w:pPr>
@@ -164,10 +169,10 @@
             </w:pPr>
             <w:r>
               <w:rPr>
-                <w:rFonts w:ascii="Times New Roman" w:hAnsi="Times New Roman"/>
+                <w:rFonts w:ascii="Calibri" w:hAnsi="Calibri"/>
                 <w:b/>
-                <w:color w:val="1F4E79"/>
-                <w:sz w:val="17"/>
+                <w:color w:val="000000"/>
+                <w:sz w:val="18"/>
               </w:rPr>
               <w:t>PSNR</w:t>
             </w:r>
@@ -175,7 +180,7 @@
         </w:tc>
         <w:tc>
           <w:tcPr>
-            <w:tcW w:type="dxa" w:w="2520"/>
+            <w:tcW w:type="dxa" w:w="2412"/>
           </w:tcPr>
           <w:p>
             <w:pPr>
@@ -183,10 +188,10 @@
             </w:pPr>
             <w:r>
               <w:rPr>
-                <w:rFonts w:ascii="Times New Roman" w:hAnsi="Times New Roman"/>
+                <w:rFonts w:ascii="Calibri" w:hAnsi="Calibri"/>
                 <w:b/>
-                <w:color w:val="1F4E79"/>
-                <w:sz w:val="17"/>
+                <w:color w:val="000000"/>
+                <w:sz w:val="18"/>
               </w:rPr>
               <w:t>SSIM</w:t>
             </w:r>
@@ -194,7 +199,7 @@
         </w:tc>
         <w:tc>
           <w:tcPr>
-            <w:tcW w:type="dxa" w:w="2520"/>
+            <w:tcW w:type="dxa" w:w="2412"/>
           </w:tcPr>
           <w:p>
             <w:pPr>
@@ -202,10 +207,10 @@
             </w:pPr>
             <w:r>
               <w:rPr>
-                <w:rFonts w:ascii="Times New Roman" w:hAnsi="Times New Roman"/>
+                <w:rFonts w:ascii="Calibri" w:hAnsi="Calibri"/>
                 <w:b/>
-                <w:color w:val="1F4E79"/>
-                <w:sz w:val="17"/>
+                <w:color w:val="000000"/>
+                <w:sz w:val="18"/>
               </w:rPr>
               <w:t>Delta E</w:t>
             </w:r>
@@ -215,7 +220,7 @@
       <w:tr>
         <w:tc>
           <w:tcPr>
-            <w:tcW w:type="dxa" w:w="2520"/>
+            <w:tcW w:type="dxa" w:w="2412"/>
           </w:tcPr>
           <w:p>
             <w:pPr>
@@ -223,8 +228,8 @@
             </w:pPr>
             <w:r>
               <w:rPr>
-                <w:rFonts w:ascii="Times New Roman" w:hAnsi="Times New Roman"/>
-                <w:sz w:val="17"/>
+                <w:rFonts w:ascii="Calibri" w:hAnsi="Calibri"/>
+                <w:sz w:val="18"/>
               </w:rPr>
               <w:t>U-Net 128/50</w:t>
             </w:r>
@@ -232,7 +237,7 @@
         </w:tc>
         <w:tc>
           <w:tcPr>
-            <w:tcW w:type="dxa" w:w="2520"/>
+            <w:tcW w:type="dxa" w:w="2412"/>
           </w:tcPr>
           <w:p>
             <w:pPr>
@@ -240,8 +245,8 @@
             </w:pPr>
             <w:r>
               <w:rPr>
-                <w:rFonts w:ascii="Times New Roman" w:hAnsi="Times New Roman"/>
-                <w:sz w:val="17"/>
+                <w:rFonts w:ascii="Calibri" w:hAnsi="Calibri"/>
+                <w:sz w:val="18"/>
               </w:rPr>
               <w:t>15.681501</w:t>
             </w:r>
@@ -249,7 +254,7 @@
         </w:tc>
         <w:tc>
           <w:tcPr>
-            <w:tcW w:type="dxa" w:w="2520"/>
+            <w:tcW w:type="dxa" w:w="2412"/>
           </w:tcPr>
           <w:p>
             <w:pPr>
@@ -257,8 +262,8 @@
             </w:pPr>
             <w:r>
               <w:rPr>
-                <w:rFonts w:ascii="Times New Roman" w:hAnsi="Times New Roman"/>
-                <w:sz w:val="17"/>
+                <w:rFonts w:ascii="Calibri" w:hAnsi="Calibri"/>
+                <w:sz w:val="18"/>
               </w:rPr>
               <w:t>0.610758</w:t>
             </w:r>
@@ -266,7 +271,7 @@
         </w:tc>
         <w:tc>
           <w:tcPr>
-            <w:tcW w:type="dxa" w:w="2520"/>
+            <w:tcW w:type="dxa" w:w="2412"/>
           </w:tcPr>
           <w:p>
             <w:pPr>
@@ -274,8 +279,8 @@
             </w:pPr>
             <w:r>
               <w:rPr>
-                <w:rFonts w:ascii="Times New Roman" w:hAnsi="Times New Roman"/>
-                <w:sz w:val="17"/>
+                <w:rFonts w:ascii="Calibri" w:hAnsi="Calibri"/>
+                <w:sz w:val="18"/>
               </w:rPr>
               <w:t>29.645203</w:t>
             </w:r>
@@ -285,7 +290,7 @@
       <w:tr>
         <w:tc>
           <w:tcPr>
-            <w:tcW w:type="dxa" w:w="2520"/>
+            <w:tcW w:type="dxa" w:w="2412"/>
           </w:tcPr>
           <w:p>
             <w:pPr>
@@ -293,8 +298,78 @@
             </w:pPr>
             <w:r>
               <w:rPr>
-                <w:rFonts w:ascii="Times New Roman" w:hAnsi="Times New Roman"/>
-                <w:sz w:val="17"/>
+                <w:rFonts w:ascii="Calibri" w:hAnsi="Calibri"/>
+                <w:sz w:val="18"/>
+              </w:rPr>
+              <w:t>Matched U-Net 128/50</w:t>
+            </w:r>
+          </w:p>
+        </w:tc>
+        <w:tc>
+          <w:tcPr>
+            <w:tcW w:type="dxa" w:w="2412"/>
+          </w:tcPr>
+          <w:p>
+            <w:pPr>
+              <w:jc w:val="center"/>
+            </w:pPr>
+            <w:r>
+              <w:rPr>
+                <w:rFonts w:ascii="Calibri" w:hAnsi="Calibri"/>
+                <w:sz w:val="18"/>
+              </w:rPr>
+              <w:t>16.356273</w:t>
+            </w:r>
+          </w:p>
+        </w:tc>
+        <w:tc>
+          <w:tcPr>
+            <w:tcW w:type="dxa" w:w="2412"/>
+          </w:tcPr>
+          <w:p>
+            <w:pPr>
+              <w:jc w:val="center"/>
+            </w:pPr>
+            <w:r>
+              <w:rPr>
+                <w:rFonts w:ascii="Calibri" w:hAnsi="Calibri"/>
+                <w:sz w:val="18"/>
+              </w:rPr>
+              <w:t>0.746291</w:t>
+            </w:r>
+          </w:p>
+        </w:tc>
+        <w:tc>
+          <w:tcPr>
+            <w:tcW w:type="dxa" w:w="2412"/>
+          </w:tcPr>
+          <w:p>
+            <w:pPr>
+              <w:jc w:val="center"/>
+            </w:pPr>
+            <w:r>
+              <w:rPr>
+                <w:rFonts w:ascii="Calibri" w:hAnsi="Calibri"/>
+                <w:sz w:val="18"/>
+              </w:rPr>
+              <w:t>27.225774</w:t>
+            </w:r>
+          </w:p>
+        </w:tc>
+      </w:tr>
+      <w:tr>
+        <w:tc>
+          <w:tcPr>
+            <w:tcW w:type="dxa" w:w="2412"/>
+          </w:tcPr>
+          <w:p>
+            <w:pPr>
+              <w:jc w:val="center"/>
+            </w:pPr>
+            <w:r>
+              <w:rPr>
+                <w:rFonts w:ascii="Calibri" w:hAnsi="Calibri"/>
+                <w:sz w:val="18"/>
               </w:rPr>
               <w:t>Residual 128/50</w:t>
             </w:r>
@@ -302,7 +377,7 @@
         </w:tc>
         <w:tc>
           <w:tcPr>
-            <w:tcW w:type="dxa" w:w="2520"/>
+            <w:tcW w:type="dxa" w:w="2412"/>
           </w:tcPr>
           <w:p>
             <w:pPr>
@@ -310,8 +385,8 @@
             </w:pPr>
             <w:r>
               <w:rPr>
-                <w:rFonts w:ascii="Times New Roman" w:hAnsi="Times New Roman"/>
-                <w:sz w:val="17"/>
+                <w:rFonts w:ascii="Calibri" w:hAnsi="Calibri"/>
+                <w:sz w:val="18"/>
               </w:rPr>
               <w:t>16.304393</w:t>
             </w:r>
@@ -319,7 +394,7 @@
         </w:tc>
         <w:tc>
           <w:tcPr>
-            <w:tcW w:type="dxa" w:w="2520"/>
+            <w:tcW w:type="dxa" w:w="2412"/>
           </w:tcPr>
           <w:p>
             <w:pPr>
@@ -327,8 +402,8 @@
             </w:pPr>
             <w:r>
               <w:rPr>
-                <w:rFonts w:ascii="Times New Roman" w:hAnsi="Times New Roman"/>
-                <w:sz w:val="17"/>
+                <w:rFonts w:ascii="Calibri" w:hAnsi="Calibri"/>
+                <w:sz w:val="18"/>
               </w:rPr>
               <w:t>0.788963</w:t>
             </w:r>
@@ -336,7 +411,7 @@
         </w:tc>
         <w:tc>
           <w:tcPr>
-            <w:tcW w:type="dxa" w:w="2520"/>
+            <w:tcW w:type="dxa" w:w="2412"/>
           </w:tcPr>
           <w:p>
             <w:pPr>
@@ -344,8 +419,8 @@
             </w:pPr>
             <w:r>
               <w:rPr>
-                <w:rFonts w:ascii="Times New Roman" w:hAnsi="Times New Roman"/>
-                <w:sz w:val="17"/>
+                <w:rFonts w:ascii="Calibri" w:hAnsi="Calibri"/>
+                <w:sz w:val="18"/>
               </w:rPr>
               <w:t>26.840257</w:t>
             </w:r>
@@ -355,7 +430,7 @@
       <w:tr>
         <w:tc>
           <w:tcPr>
-            <w:tcW w:type="dxa" w:w="2520"/>
+            <w:tcW w:type="dxa" w:w="2412"/>
           </w:tcPr>
           <w:p>
             <w:pPr>
@@ -363,8 +438,8 @@
             </w:pPr>
             <w:r>
               <w:rPr>
-                <w:rFonts w:ascii="Times New Roman" w:hAnsi="Times New Roman"/>
-                <w:sz w:val="17"/>
+                <w:rFonts w:ascii="Calibri" w:hAnsi="Calibri"/>
+                <w:sz w:val="18"/>
               </w:rPr>
               <w:t>U-Net 128/100</w:t>
             </w:r>
@@ -372,7 +447,7 @@
         </w:tc>
         <w:tc>
           <w:tcPr>
-            <w:tcW w:type="dxa" w:w="2520"/>
+            <w:tcW w:type="dxa" w:w="2412"/>
           </w:tcPr>
           <w:p>
             <w:pPr>
@@ -380,8 +455,8 @@
             </w:pPr>
             <w:r>
               <w:rPr>
-                <w:rFonts w:ascii="Times New Roman" w:hAnsi="Times New Roman"/>
-                <w:sz w:val="17"/>
+                <w:rFonts w:ascii="Calibri" w:hAnsi="Calibri"/>
+                <w:sz w:val="18"/>
               </w:rPr>
               <w:t>15.976561</w:t>
             </w:r>
@@ -389,7 +464,7 @@
         </w:tc>
         <w:tc>
           <w:tcPr>
-            <w:tcW w:type="dxa" w:w="2520"/>
+            <w:tcW w:type="dxa" w:w="2412"/>
           </w:tcPr>
           <w:p>
             <w:pPr>
@@ -397,8 +472,8 @@
             </w:pPr>
             <w:r>
               <w:rPr>
-                <w:rFonts w:ascii="Times New Roman" w:hAnsi="Times New Roman"/>
-                <w:sz w:val="17"/>
+                <w:rFonts w:ascii="Calibri" w:hAnsi="Calibri"/>
+                <w:sz w:val="18"/>
               </w:rPr>
               <w:t>0.623376</w:t>
             </w:r>
@@ -406,7 +481,7 @@
         </w:tc>
         <w:tc>
           <w:tcPr>
-            <w:tcW w:type="dxa" w:w="2520"/>
+            <w:tcW w:type="dxa" w:w="2412"/>
           </w:tcPr>
           <w:p>
             <w:pPr>
@@ -414,8 +489,8 @@
             </w:pPr>
             <w:r>
               <w:rPr>
-                <w:rFonts w:ascii="Times New Roman" w:hAnsi="Times New Roman"/>
-                <w:sz w:val="17"/>
+                <w:rFonts w:ascii="Calibri" w:hAnsi="Calibri"/>
+                <w:sz w:val="18"/>
               </w:rPr>
               <w:t>28.571008</w:t>
             </w:r>
@@ -425,7 +500,7 @@
       <w:tr>
         <w:tc>
           <w:tcPr>
-            <w:tcW w:type="dxa" w:w="2520"/>
+            <w:tcW w:type="dxa" w:w="2412"/>
           </w:tcPr>
           <w:p>
             <w:pPr>
@@ -433,8 +508,8 @@
             </w:pPr>
             <w:r>
               <w:rPr>
-                <w:rFonts w:ascii="Times New Roman" w:hAnsi="Times New Roman"/>
-                <w:sz w:val="17"/>
+                <w:rFonts w:ascii="Calibri" w:hAnsi="Calibri"/>
+                <w:sz w:val="18"/>
               </w:rPr>
               <w:t>Residual 128/100</w:t>
             </w:r>
@@ -442,7 +517,7 @@
         </w:tc>
         <w:tc>
           <w:tcPr>
-            <w:tcW w:type="dxa" w:w="2520"/>
+            <w:tcW w:type="dxa" w:w="2412"/>
           </w:tcPr>
           <w:p>
             <w:pPr>
@@ -450,8 +525,8 @@
             </w:pPr>
             <w:r>
               <w:rPr>
-                <w:rFonts w:ascii="Times New Roman" w:hAnsi="Times New Roman"/>
-                <w:sz w:val="17"/>
+                <w:rFonts w:ascii="Calibri" w:hAnsi="Calibri"/>
+                <w:sz w:val="18"/>
               </w:rPr>
               <w:t>16.352538</w:t>
             </w:r>
@@ -459,7 +534,7 @@
         </w:tc>
         <w:tc>
           <w:tcPr>
-            <w:tcW w:type="dxa" w:w="2520"/>
+            <w:tcW w:type="dxa" w:w="2412"/>
           </w:tcPr>
           <w:p>
             <w:pPr>
@@ -467,8 +542,8 @@
             </w:pPr>
             <w:r>
               <w:rPr>
-                <w:rFonts w:ascii="Times New Roman" w:hAnsi="Times New Roman"/>
-                <w:sz w:val="17"/>
+                <w:rFonts w:ascii="Calibri" w:hAnsi="Calibri"/>
+                <w:sz w:val="18"/>
               </w:rPr>
               <w:t>0.785447</w:t>
             </w:r>
@@ -476,7 +551,7 @@
         </w:tc>
         <w:tc>
           <w:tcPr>
-            <w:tcW w:type="dxa" w:w="2520"/>
+            <w:tcW w:type="dxa" w:w="2412"/>
           </w:tcPr>
           <w:p>
             <w:pPr>
@@ -484,8 +559,8 @@
             </w:pPr>
             <w:r>
               <w:rPr>
-                <w:rFonts w:ascii="Times New Roman" w:hAnsi="Times New Roman"/>
-                <w:sz w:val="17"/>
+                <w:rFonts w:ascii="Calibri" w:hAnsi="Calibri"/>
+                <w:sz w:val="18"/>
               </w:rPr>
               <w:t>26.866293</w:t>
             </w:r>
@@ -495,7 +570,7 @@
       <w:tr>
         <w:tc>
           <w:tcPr>
-            <w:tcW w:type="dxa" w:w="2520"/>
+            <w:tcW w:type="dxa" w:w="2412"/>
           </w:tcPr>
           <w:p>
             <w:pPr>
@@ -503,8 +578,78 @@
             </w:pPr>
             <w:r>
               <w:rPr>
-                <w:rFonts w:ascii="Times New Roman" w:hAnsi="Times New Roman"/>
-                <w:sz w:val="17"/>
+                <w:rFonts w:ascii="Calibri" w:hAnsi="Calibri"/>
+                <w:sz w:val="18"/>
+              </w:rPr>
+              <w:t>U-Net 256/50</w:t>
+            </w:r>
+          </w:p>
+        </w:tc>
+        <w:tc>
+          <w:tcPr>
+            <w:tcW w:type="dxa" w:w="2412"/>
+          </w:tcPr>
+          <w:p>
+            <w:pPr>
+              <w:jc w:val="center"/>
+            </w:pPr>
+            <w:r>
+              <w:rPr>
+                <w:rFonts w:ascii="Calibri" w:hAnsi="Calibri"/>
+                <w:sz w:val="18"/>
+              </w:rPr>
+              <w:t>15.749889</w:t>
+            </w:r>
+          </w:p>
+        </w:tc>
+        <w:tc>
+          <w:tcPr>
+            <w:tcW w:type="dxa" w:w="2412"/>
+          </w:tcPr>
+          <w:p>
+            <w:pPr>
+              <w:jc w:val="center"/>
+            </w:pPr>
+            <w:r>
+              <w:rPr>
+                <w:rFonts w:ascii="Calibri" w:hAnsi="Calibri"/>
+                <w:sz w:val="18"/>
+              </w:rPr>
+              <w:t>0.609380</w:t>
+            </w:r>
+          </w:p>
+        </w:tc>
+        <w:tc>
+          <w:tcPr>
+            <w:tcW w:type="dxa" w:w="2412"/>
+          </w:tcPr>
+          <w:p>
+            <w:pPr>
+              <w:jc w:val="center"/>
+            </w:pPr>
+            <w:r>
+              <w:rPr>
+                <w:rFonts w:ascii="Calibri" w:hAnsi="Calibri"/>
+                <w:sz w:val="18"/>
+              </w:rPr>
+              <w:t>29.117468</w:t>
+            </w:r>
+          </w:p>
+        </w:tc>
+      </w:tr>
+      <w:tr>
+        <w:tc>
+          <w:tcPr>
+            <w:tcW w:type="dxa" w:w="2412"/>
+          </w:tcPr>
+          <w:p>
+            <w:pPr>
+              <w:jc w:val="center"/>
+            </w:pPr>
+            <w:r>
+              <w:rPr>
+                <w:rFonts w:ascii="Calibri" w:hAnsi="Calibri"/>
+                <w:sz w:val="18"/>
               </w:rPr>
               <w:t>Residual 256/50</w:t>
             </w:r>
@@ -512,7 +657,7 @@
         </w:tc>
         <w:tc>
           <w:tcPr>
-            <w:tcW w:type="dxa" w:w="2520"/>
+            <w:tcW w:type="dxa" w:w="2412"/>
           </w:tcPr>
           <w:p>
             <w:pPr>
@@ -520,8 +665,8 @@
             </w:pPr>
             <w:r>
               <w:rPr>
-                <w:rFonts w:ascii="Times New Roman" w:hAnsi="Times New Roman"/>
-                <w:sz w:val="17"/>
+                <w:rFonts w:ascii="Calibri" w:hAnsi="Calibri"/>
+                <w:sz w:val="18"/>
               </w:rPr>
               <w:t>15.900427</w:t>
             </w:r>
@@ -529,7 +674,7 @@
         </w:tc>
         <w:tc>
           <w:tcPr>
-            <w:tcW w:type="dxa" w:w="2520"/>
+            <w:tcW w:type="dxa" w:w="2412"/>
           </w:tcPr>
           <w:p>
             <w:pPr>
@@ -537,8 +682,8 @@
             </w:pPr>
             <w:r>
               <w:rPr>
-                <w:rFonts w:ascii="Times New Roman" w:hAnsi="Times New Roman"/>
-                <w:sz w:val="17"/>
+                <w:rFonts w:ascii="Calibri" w:hAnsi="Calibri"/>
+                <w:sz w:val="18"/>
               </w:rPr>
               <w:t>0.807967</w:t>
             </w:r>
@@ -546,7 +691,7 @@
         </w:tc>
         <w:tc>
           <w:tcPr>
-            <w:tcW w:type="dxa" w:w="2520"/>
+            <w:tcW w:type="dxa" w:w="2412"/>
           </w:tcPr>
           <w:p>
             <w:pPr>
@@ -554,8 +699,8 @@
             </w:pPr>
             <w:r>
               <w:rPr>
-                <w:rFonts w:ascii="Times New Roman" w:hAnsi="Times New Roman"/>
-                <w:sz w:val="17"/>
+                <w:rFonts w:ascii="Calibri" w:hAnsi="Calibri"/>
+                <w:sz w:val="18"/>
               </w:rPr>
               <w:t>27.078848</w:t>
             </w:r>
@@ -563,16 +708,38 @@
         </w:tc>
       </w:tr>
     </w:tbl>
-    <w:p/>
     <w:p>
       <w:pPr>
+        <w:spacing w:before="140" w:after="40"/>
+      </w:pPr>
+      <w:r>
+        <w:rPr>
+          <w:rFonts w:ascii="Arial" w:hAnsi="Arial"/>
+          <w:b/>
+          <w:sz w:val="24"/>
+        </w:rPr>
+        <w:t>Notes</w:t>
+      </w:r>
+    </w:p>
+    <w:p>
+      <w:pPr>
+        <w:pStyle w:val="ListBullet"/>
+        <w:spacing w:after="20"/>
+      </w:pPr>
+      <w:r>
+        <w:t>Longer training helps the baseline but does not make it structurally stronger than the residual model.</w:t>
+      </w:r>
+    </w:p>
+    <w:p>
+      <w:pPr>
+        <w:keepNext/>
         <w:spacing w:before="40" w:after="20"/>
         <w:jc w:val="center"/>
       </w:pPr>
       <w:r>
         <w:drawing>
           <wp:inline xmlns:a="http://schemas.openxmlformats.org/drawingml/2006/main" xmlns:pic="http://schemas.openxmlformats.org/drawingml/2006/picture">
-            <wp:extent cx="5120640" cy="3200400"/>
+            <wp:extent cx="5303520" cy="3314699"/>
             <wp:docPr id="1" name="Picture 1"/>
             <wp:cNvGraphicFramePr>
               <a:graphicFrameLocks noChangeAspect="1"/>
@@ -585,7 +752,7 @@
                     <pic:cNvPicPr/>
                   </pic:nvPicPr>
                   <pic:blipFill>
-                    <a:blip r:embed="rId9"/>
+                    <a:blip r:embed="rId10"/>
                     <a:stretch>
                       <a:fillRect/>
                     </a:stretch>
@@ -593,7 +760,7 @@
                   <pic:spPr>
                     <a:xfrm>
                       <a:off x="0" y="0"/>
-                      <a:ext cx="5120640" cy="3200400"/>
+                      <a:ext cx="5303520" cy="3314699"/>
                     </a:xfrm>
                     <a:prstGeom prst="rect"/>
                   </pic:spPr>
@@ -611,6 +778,7 @@
       </w:pPr>
       <w:r>
         <w:rPr>
+          <w:rFonts w:ascii="Calibri" w:hAnsi="Calibri"/>
           <w:i/>
           <w:sz w:val="17"/>
         </w:rPr>
@@ -619,13 +787,14 @@
     </w:p>
     <w:p>
       <w:pPr>
+        <w:keepNext/>
         <w:spacing w:before="40" w:after="20"/>
         <w:jc w:val="center"/>
       </w:pPr>
       <w:r>
         <w:drawing>
           <wp:inline xmlns:a="http://schemas.openxmlformats.org/drawingml/2006/main" xmlns:pic="http://schemas.openxmlformats.org/drawingml/2006/picture">
-            <wp:extent cx="5120640" cy="2438400"/>
+            <wp:extent cx="5303520" cy="2525485"/>
             <wp:docPr id="2" name="Picture 2"/>
             <wp:cNvGraphicFramePr>
               <a:graphicFrameLocks noChangeAspect="1"/>
@@ -638,7 +807,7 @@
                     <pic:cNvPicPr/>
                   </pic:nvPicPr>
                   <pic:blipFill>
-                    <a:blip r:embed="rId10"/>
+                    <a:blip r:embed="rId11"/>
                     <a:stretch>
                       <a:fillRect/>
                     </a:stretch>
@@ -646,7 +815,7 @@
                   <pic:spPr>
                     <a:xfrm>
                       <a:off x="0" y="0"/>
-                      <a:ext cx="5120640" cy="2438400"/>
+                      <a:ext cx="5303520" cy="2525485"/>
                     </a:xfrm>
                     <a:prstGeom prst="rect"/>
                   </pic:spPr>
@@ -664,41 +833,39 @@
       </w:pPr>
       <w:r>
         <w:rPr>
+          <w:rFonts w:ascii="Calibri" w:hAnsi="Calibri"/>
           <w:i/>
           <w:sz w:val="17"/>
         </w:rPr>
         <w:t>Delta E comparison across experiments.</w:t>
       </w:r>
     </w:p>
-    <w:p>
-      <w:pPr>
-        <w:spacing w:before="140" w:after="40"/>
-      </w:pPr>
-      <w:r>
-        <w:rPr>
-          <w:b/>
-          <w:sz w:val="24"/>
-        </w:rPr>
-        <w:t>Notes</w:t>
-      </w:r>
-    </w:p>
-    <w:p>
-      <w:pPr>
-        <w:pStyle w:val="ListBullet"/>
-        <w:spacing w:after="20"/>
-      </w:pPr>
-      <w:r>
-        <w:t>Longer training helps the baseline but does not make it structurally stronger than the residual model.</w:t>
-      </w:r>
-    </w:p>
     <w:sectPr>
+      <w:footerReference w:type="default" r:id="rId9"/>
       <w:pgSz w:w="12240" w:h="15840"/>
-      <w:pgMar w:top="936" w:right="1080" w:bottom="936" w:left="1080" w:header="720" w:footer="720" w:gutter="0"/>
+      <w:pgMar w:top="1152" w:right="1296" w:bottom="1008" w:left="1296" w:header="720" w:footer="432" w:gutter="0"/>
       <w:cols w:space="720"/>
       <w:docGrid w:linePitch="360"/>
     </w:sectPr>
   </w:body>
 </w:document>
+</file>
+
+<file path=word/footer1.xml><?xml version="1.0" encoding="utf-8"?>
+<w:ftr xmlns:m="http://schemas.openxmlformats.org/officeDocument/2006/math" xmlns:mc="http://schemas.openxmlformats.org/markup-compatibility/2006" xmlns:mo="http://schemas.microsoft.com/office/mac/office/2008/main" xmlns:mv="urn:schemas-microsoft-com:mac:vml" xmlns:o="urn:schemas-microsoft-com:office:office" xmlns:r="http://schemas.openxmlformats.org/officeDocument/2006/relationships" xmlns:v="urn:schemas-microsoft-com:vml" xmlns:w10="urn:schemas-microsoft-com:office:word" xmlns:w14="http://schemas.microsoft.com/office/word/2010/wordml" xmlns:w="http://schemas.openxmlformats.org/wordprocessingml/2006/main" xmlns:wne="http://schemas.microsoft.com/office/word/2006/wordml" xmlns:wp14="http://schemas.microsoft.com/office/word/2010/wordprocessingDrawing" xmlns:wp="http://schemas.openxmlformats.org/drawingml/2006/wordprocessingDrawing" xmlns:wpc="http://schemas.microsoft.com/office/word/2010/wordprocessingCanvas" xmlns:wpg="http://schemas.microsoft.com/office/word/2010/wordprocessingGroup" xmlns:wpi="http://schemas.microsoft.com/office/word/2010/wordprocessingInk" xmlns:wps="http://schemas.microsoft.com/office/word/2010/wordprocessingShape" mc:Ignorable="w14 wp14">
+  <w:p>
+    <w:pPr>
+      <w:pStyle w:val="Footer"/>
+      <w:jc w:val="right"/>
+    </w:pPr>
+    <w:r>
+      <w:fldChar w:fldCharType="begin"/>
+      <w:instrText xml:space="preserve"> PAGE </w:instrText>
+      <w:fldChar w:fldCharType="separate"/>
+      <w:fldChar w:fldCharType="end"/>
+    </w:r>
+  </w:p>
+</w:ftr>
 </file>
 
 <file path=word/numbering.xml><?xml version="1.0" encoding="utf-8"?>
@@ -1065,8 +1232,8 @@
     <w:qFormat/>
     <w:rsid w:val="00FC693F"/>
     <w:rPr>
-      <w:rFonts w:ascii="Times New Roman" w:hAnsi="Times New Roman"/>
-      <w:sz w:val="21"/>
+      <w:rFonts w:ascii="Calibri" w:hAnsi="Calibri"/>
+      <w:sz w:val="22"/>
     </w:rPr>
   </w:style>
   <w:style w:type="paragraph" w:styleId="Header">
@@ -1597,6 +1764,10 @@
       </w:numPr>
       <w:contextualSpacing/>
     </w:pPr>
+    <w:rPr>
+      <w:rFonts w:ascii="Calibri" w:hAnsi="Calibri"/>
+      <w:sz w:val="22"/>
+    </w:rPr>
   </w:style>
   <w:style w:type="paragraph" w:styleId="ListBullet2">
     <w:name w:val="List Bullet 2"/>

--- a/docs/supervisor_checkpoints/checkpoint_05_full_results.docx
+++ b/docs/supervisor_checkpoints/checkpoint_05_full_results.docx
@@ -35,7 +35,7 @@
         <w:jc w:val="both"/>
       </w:pPr>
       <w:r>
-        <w:t>Evaluate main models and ablations on the fixed 368-image test split.</w:t>
+        <w:t>Evaluate the three main models on the grouped 384-image test split across three seeds.</w:t>
       </w:r>
     </w:p>
     <w:p>
@@ -61,7 +61,7 @@
           <w:b/>
           <w:sz w:val="22"/>
         </w:rPr>
-        <w:t>The complete result table uses the same test split for every quantitative claim.</w:t>
+        <w:t>Every final quantitative claim uses the same grouped test list and reports mean +/- sample SD.</w:t>
       </w:r>
     </w:p>
     <w:p>
@@ -92,7 +92,7 @@
         <w:spacing w:after="20"/>
       </w:pPr>
       <w:r>
-        <w:t>Evaluated 100-epoch training variants.</w:t>
+        <w:t>Evaluated default, parameter-matched, and residual models across three seeds.</w:t>
       </w:r>
     </w:p>
     <w:p>
@@ -101,16 +101,7 @@
         <w:spacing w:after="20"/>
       </w:pPr>
       <w:r>
-        <w:t>Evaluated 256x256 resolution variants.</w:t>
-      </w:r>
-    </w:p>
-    <w:p>
-      <w:pPr>
-        <w:pStyle w:val="ListBullet"/>
-        <w:spacing w:after="20"/>
-      </w:pPr>
-      <w:r>
-        <w:t>Generated final metric summary and plots.</w:t>
+        <w:t>Generated grouped aggregate metric summary.</w:t>
       </w:r>
     </w:p>
     <w:p>
@@ -174,7 +165,7 @@
                 <w:color w:val="000000"/>
                 <w:sz w:val="18"/>
               </w:rPr>
-              <w:t>PSNR</w:t>
+              <w:t>PSNR mean +/- SD</w:t>
             </w:r>
           </w:p>
         </w:tc>
@@ -193,7 +184,7 @@
                 <w:color w:val="000000"/>
                 <w:sz w:val="18"/>
               </w:rPr>
-              <w:t>SSIM</w:t>
+              <w:t>SSIM mean +/- SD</w:t>
             </w:r>
           </w:p>
         </w:tc>
@@ -212,7 +203,7 @@
                 <w:color w:val="000000"/>
                 <w:sz w:val="18"/>
               </w:rPr>
-              <w:t>Delta E</w:t>
+              <w:t>Delta E mean +/- SD</w:t>
             </w:r>
           </w:p>
         </w:tc>
@@ -231,7 +222,7 @@
                 <w:rFonts w:ascii="Calibri" w:hAnsi="Calibri"/>
                 <w:sz w:val="18"/>
               </w:rPr>
-              <w:t>U-Net 128/50</w:t>
+              <w:t>U-Net</w:t>
             </w:r>
           </w:p>
         </w:tc>
@@ -248,7 +239,7 @@
                 <w:rFonts w:ascii="Calibri" w:hAnsi="Calibri"/>
                 <w:sz w:val="18"/>
               </w:rPr>
-              <w:t>15.681501</w:t>
+              <w:t>15.780514 +/- 0.187075</w:t>
             </w:r>
           </w:p>
         </w:tc>
@@ -265,7 +256,7 @@
                 <w:rFonts w:ascii="Calibri" w:hAnsi="Calibri"/>
                 <w:sz w:val="18"/>
               </w:rPr>
-              <w:t>0.610758</w:t>
+              <w:t>0.657180 +/- 0.015721</w:t>
             </w:r>
           </w:p>
         </w:tc>
@@ -282,7 +273,7 @@
                 <w:rFonts w:ascii="Calibri" w:hAnsi="Calibri"/>
                 <w:sz w:val="18"/>
               </w:rPr>
-              <w:t>29.645203</w:t>
+              <w:t>28.380208 +/- 1.320879</w:t>
             </w:r>
           </w:p>
         </w:tc>
@@ -301,7 +292,7 @@
                 <w:rFonts w:ascii="Calibri" w:hAnsi="Calibri"/>
                 <w:sz w:val="18"/>
               </w:rPr>
-              <w:t>Matched U-Net 128/50</w:t>
+              <w:t>Matched U-Net</w:t>
             </w:r>
           </w:p>
         </w:tc>
@@ -318,7 +309,7 @@
                 <w:rFonts w:ascii="Calibri" w:hAnsi="Calibri"/>
                 <w:sz w:val="18"/>
               </w:rPr>
-              <w:t>16.356273</w:t>
+              <w:t>16.017719 +/- 0.277610</w:t>
             </w:r>
           </w:p>
         </w:tc>
@@ -335,7 +326,7 @@
                 <w:rFonts w:ascii="Calibri" w:hAnsi="Calibri"/>
                 <w:sz w:val="18"/>
               </w:rPr>
-              <w:t>0.746291</w:t>
+              <w:t>0.722221 +/- 0.022096</w:t>
             </w:r>
           </w:p>
         </w:tc>
@@ -352,7 +343,7 @@
                 <w:rFonts w:ascii="Calibri" w:hAnsi="Calibri"/>
                 <w:sz w:val="18"/>
               </w:rPr>
-              <w:t>27.225774</w:t>
+              <w:t>27.590478 +/- 2.280969</w:t>
             </w:r>
           </w:p>
         </w:tc>
@@ -371,7 +362,7 @@
                 <w:rFonts w:ascii="Calibri" w:hAnsi="Calibri"/>
                 <w:sz w:val="18"/>
               </w:rPr>
-              <w:t>Residual 128/50</w:t>
+              <w:t>Residual</w:t>
             </w:r>
           </w:p>
         </w:tc>
@@ -388,7 +379,7 @@
                 <w:rFonts w:ascii="Calibri" w:hAnsi="Calibri"/>
                 <w:sz w:val="18"/>
               </w:rPr>
-              <w:t>16.304393</w:t>
+              <w:t>16.006089 +/- 0.267086</w:t>
             </w:r>
           </w:p>
         </w:tc>
@@ -405,7 +396,7 @@
                 <w:rFonts w:ascii="Calibri" w:hAnsi="Calibri"/>
                 <w:sz w:val="18"/>
               </w:rPr>
-              <w:t>0.788963</w:t>
+              <w:t>0.779948 +/- 0.006607</w:t>
             </w:r>
           </w:p>
         </w:tc>
@@ -422,287 +413,7 @@
                 <w:rFonts w:ascii="Calibri" w:hAnsi="Calibri"/>
                 <w:sz w:val="18"/>
               </w:rPr>
-              <w:t>26.840257</w:t>
-            </w:r>
-          </w:p>
-        </w:tc>
-      </w:tr>
-      <w:tr>
-        <w:tc>
-          <w:tcPr>
-            <w:tcW w:type="dxa" w:w="2412"/>
-          </w:tcPr>
-          <w:p>
-            <w:pPr>
-              <w:jc w:val="center"/>
-            </w:pPr>
-            <w:r>
-              <w:rPr>
-                <w:rFonts w:ascii="Calibri" w:hAnsi="Calibri"/>
-                <w:sz w:val="18"/>
-              </w:rPr>
-              <w:t>U-Net 128/100</w:t>
-            </w:r>
-          </w:p>
-        </w:tc>
-        <w:tc>
-          <w:tcPr>
-            <w:tcW w:type="dxa" w:w="2412"/>
-          </w:tcPr>
-          <w:p>
-            <w:pPr>
-              <w:jc w:val="center"/>
-            </w:pPr>
-            <w:r>
-              <w:rPr>
-                <w:rFonts w:ascii="Calibri" w:hAnsi="Calibri"/>
-                <w:sz w:val="18"/>
-              </w:rPr>
-              <w:t>15.976561</w:t>
-            </w:r>
-          </w:p>
-        </w:tc>
-        <w:tc>
-          <w:tcPr>
-            <w:tcW w:type="dxa" w:w="2412"/>
-          </w:tcPr>
-          <w:p>
-            <w:pPr>
-              <w:jc w:val="center"/>
-            </w:pPr>
-            <w:r>
-              <w:rPr>
-                <w:rFonts w:ascii="Calibri" w:hAnsi="Calibri"/>
-                <w:sz w:val="18"/>
-              </w:rPr>
-              <w:t>0.623376</w:t>
-            </w:r>
-          </w:p>
-        </w:tc>
-        <w:tc>
-          <w:tcPr>
-            <w:tcW w:type="dxa" w:w="2412"/>
-          </w:tcPr>
-          <w:p>
-            <w:pPr>
-              <w:jc w:val="center"/>
-            </w:pPr>
-            <w:r>
-              <w:rPr>
-                <w:rFonts w:ascii="Calibri" w:hAnsi="Calibri"/>
-                <w:sz w:val="18"/>
-              </w:rPr>
-              <w:t>28.571008</w:t>
-            </w:r>
-          </w:p>
-        </w:tc>
-      </w:tr>
-      <w:tr>
-        <w:tc>
-          <w:tcPr>
-            <w:tcW w:type="dxa" w:w="2412"/>
-          </w:tcPr>
-          <w:p>
-            <w:pPr>
-              <w:jc w:val="center"/>
-            </w:pPr>
-            <w:r>
-              <w:rPr>
-                <w:rFonts w:ascii="Calibri" w:hAnsi="Calibri"/>
-                <w:sz w:val="18"/>
-              </w:rPr>
-              <w:t>Residual 128/100</w:t>
-            </w:r>
-          </w:p>
-        </w:tc>
-        <w:tc>
-          <w:tcPr>
-            <w:tcW w:type="dxa" w:w="2412"/>
-          </w:tcPr>
-          <w:p>
-            <w:pPr>
-              <w:jc w:val="center"/>
-            </w:pPr>
-            <w:r>
-              <w:rPr>
-                <w:rFonts w:ascii="Calibri" w:hAnsi="Calibri"/>
-                <w:sz w:val="18"/>
-              </w:rPr>
-              <w:t>16.352538</w:t>
-            </w:r>
-          </w:p>
-        </w:tc>
-        <w:tc>
-          <w:tcPr>
-            <w:tcW w:type="dxa" w:w="2412"/>
-          </w:tcPr>
-          <w:p>
-            <w:pPr>
-              <w:jc w:val="center"/>
-            </w:pPr>
-            <w:r>
-              <w:rPr>
-                <w:rFonts w:ascii="Calibri" w:hAnsi="Calibri"/>
-                <w:sz w:val="18"/>
-              </w:rPr>
-              <w:t>0.785447</w:t>
-            </w:r>
-          </w:p>
-        </w:tc>
-        <w:tc>
-          <w:tcPr>
-            <w:tcW w:type="dxa" w:w="2412"/>
-          </w:tcPr>
-          <w:p>
-            <w:pPr>
-              <w:jc w:val="center"/>
-            </w:pPr>
-            <w:r>
-              <w:rPr>
-                <w:rFonts w:ascii="Calibri" w:hAnsi="Calibri"/>
-                <w:sz w:val="18"/>
-              </w:rPr>
-              <w:t>26.866293</w:t>
-            </w:r>
-          </w:p>
-        </w:tc>
-      </w:tr>
-      <w:tr>
-        <w:tc>
-          <w:tcPr>
-            <w:tcW w:type="dxa" w:w="2412"/>
-          </w:tcPr>
-          <w:p>
-            <w:pPr>
-              <w:jc w:val="center"/>
-            </w:pPr>
-            <w:r>
-              <w:rPr>
-                <w:rFonts w:ascii="Calibri" w:hAnsi="Calibri"/>
-                <w:sz w:val="18"/>
-              </w:rPr>
-              <w:t>U-Net 256/50</w:t>
-            </w:r>
-          </w:p>
-        </w:tc>
-        <w:tc>
-          <w:tcPr>
-            <w:tcW w:type="dxa" w:w="2412"/>
-          </w:tcPr>
-          <w:p>
-            <w:pPr>
-              <w:jc w:val="center"/>
-            </w:pPr>
-            <w:r>
-              <w:rPr>
-                <w:rFonts w:ascii="Calibri" w:hAnsi="Calibri"/>
-                <w:sz w:val="18"/>
-              </w:rPr>
-              <w:t>15.749889</w:t>
-            </w:r>
-          </w:p>
-        </w:tc>
-        <w:tc>
-          <w:tcPr>
-            <w:tcW w:type="dxa" w:w="2412"/>
-          </w:tcPr>
-          <w:p>
-            <w:pPr>
-              <w:jc w:val="center"/>
-            </w:pPr>
-            <w:r>
-              <w:rPr>
-                <w:rFonts w:ascii="Calibri" w:hAnsi="Calibri"/>
-                <w:sz w:val="18"/>
-              </w:rPr>
-              <w:t>0.609380</w:t>
-            </w:r>
-          </w:p>
-        </w:tc>
-        <w:tc>
-          <w:tcPr>
-            <w:tcW w:type="dxa" w:w="2412"/>
-          </w:tcPr>
-          <w:p>
-            <w:pPr>
-              <w:jc w:val="center"/>
-            </w:pPr>
-            <w:r>
-              <w:rPr>
-                <w:rFonts w:ascii="Calibri" w:hAnsi="Calibri"/>
-                <w:sz w:val="18"/>
-              </w:rPr>
-              <w:t>29.117468</w:t>
-            </w:r>
-          </w:p>
-        </w:tc>
-      </w:tr>
-      <w:tr>
-        <w:tc>
-          <w:tcPr>
-            <w:tcW w:type="dxa" w:w="2412"/>
-          </w:tcPr>
-          <w:p>
-            <w:pPr>
-              <w:jc w:val="center"/>
-            </w:pPr>
-            <w:r>
-              <w:rPr>
-                <w:rFonts w:ascii="Calibri" w:hAnsi="Calibri"/>
-                <w:sz w:val="18"/>
-              </w:rPr>
-              <w:t>Residual 256/50</w:t>
-            </w:r>
-          </w:p>
-        </w:tc>
-        <w:tc>
-          <w:tcPr>
-            <w:tcW w:type="dxa" w:w="2412"/>
-          </w:tcPr>
-          <w:p>
-            <w:pPr>
-              <w:jc w:val="center"/>
-            </w:pPr>
-            <w:r>
-              <w:rPr>
-                <w:rFonts w:ascii="Calibri" w:hAnsi="Calibri"/>
-                <w:sz w:val="18"/>
-              </w:rPr>
-              <w:t>15.900427</w:t>
-            </w:r>
-          </w:p>
-        </w:tc>
-        <w:tc>
-          <w:tcPr>
-            <w:tcW w:type="dxa" w:w="2412"/>
-          </w:tcPr>
-          <w:p>
-            <w:pPr>
-              <w:jc w:val="center"/>
-            </w:pPr>
-            <w:r>
-              <w:rPr>
-                <w:rFonts w:ascii="Calibri" w:hAnsi="Calibri"/>
-                <w:sz w:val="18"/>
-              </w:rPr>
-              <w:t>0.807967</w:t>
-            </w:r>
-          </w:p>
-        </w:tc>
-        <w:tc>
-          <w:tcPr>
-            <w:tcW w:type="dxa" w:w="2412"/>
-          </w:tcPr>
-          <w:p>
-            <w:pPr>
-              <w:jc w:val="center"/>
-            </w:pPr>
-            <w:r>
-              <w:rPr>
-                <w:rFonts w:ascii="Calibri" w:hAnsi="Calibri"/>
-                <w:sz w:val="18"/>
-              </w:rPr>
-              <w:t>27.078848</w:t>
+              <w:t>27.053617 +/- 1.081249</w:t>
             </w:r>
           </w:p>
         </w:tc>
@@ -727,7 +438,7 @@
         <w:spacing w:after="20"/>
       </w:pPr>
       <w:r>
-        <w:t>Longer training helps the baseline but does not make it structurally stronger than the residual model.</w:t>
+        <w:t>Earlier duration and resolution ablations used the superseded split and are excluded from final claims.</w:t>
       </w:r>
     </w:p>
     <w:p>

--- a/docs/supervisor_checkpoints/checkpoint_05_full_results.docx
+++ b/docs/supervisor_checkpoints/checkpoint_05_full_results.docx
@@ -102,6 +102,46 @@
       </w:pPr>
       <w:r>
         <w:t>Generated grouped aggregate metric summary.</w:t>
+      </w:r>
+    </w:p>
+    <w:p>
+      <w:pPr>
+        <w:spacing w:before="140" w:after="40"/>
+      </w:pPr>
+      <w:r>
+        <w:rPr>
+          <w:rFonts w:ascii="Arial" w:hAnsi="Arial"/>
+          <w:b/>
+          <w:sz w:val="24"/>
+        </w:rPr>
+        <w:t>Verification and Controls</w:t>
+      </w:r>
+    </w:p>
+    <w:p>
+      <w:pPr>
+        <w:pStyle w:val="ListBullet"/>
+        <w:spacing w:after="20"/>
+      </w:pPr>
+      <w:r>
+        <w:t>Ran all three architectures with seeds 42, 123, and 2026 on the identical grouped test list.</w:t>
+      </w:r>
+    </w:p>
+    <w:p>
+      <w:pPr>
+        <w:pStyle w:val="ListBullet"/>
+        <w:spacing w:after="20"/>
+      </w:pPr>
+      <w:r>
+        <w:t>Aggregated seed-level scores as mean +/- sample standard deviation rather than pooling test images across runs.</w:t>
+      </w:r>
+    </w:p>
+    <w:p>
+      <w:pPr>
+        <w:pStyle w:val="ListBullet"/>
+        <w:spacing w:after="20"/>
+      </w:pPr>
+      <w:r>
+        <w:t>Cross-checked tables, plots, and qualitative examples against the machine-readable grouped summary.</w:t>
       </w:r>
     </w:p>
     <w:p>
@@ -419,6 +459,32 @@
         </w:tc>
       </w:tr>
     </w:tbl>
+    <w:p>
+      <w:pPr>
+        <w:spacing w:before="140" w:after="40"/>
+      </w:pPr>
+      <w:r>
+        <w:rPr>
+          <w:rFonts w:ascii="Arial" w:hAnsi="Arial"/>
+          <w:b/>
+          <w:sz w:val="24"/>
+        </w:rPr>
+        <w:t>Decision / Next Gate</w:t>
+      </w:r>
+    </w:p>
+    <w:p>
+      <w:pPr>
+        <w:spacing w:before="40" w:after="100"/>
+        <w:jc w:val="center"/>
+      </w:pPr>
+      <w:r>
+        <w:rPr>
+          <w:b/>
+          <w:sz w:val="22"/>
+        </w:rPr>
+        <w:t>Use only the grouped three-model by three-seed matrix for final quantitative claims and keep entropy descriptive.</w:t>
+      </w:r>
+    </w:p>
     <w:p>
       <w:pPr>
         <w:spacing w:before="140" w:after="40"/>
